--- a/Labs/Lab6/report.docx
+++ b/Labs/Lab6/report.docx
@@ -26,41 +26,18 @@
         <w:pStyle w:val="6"/>
         <w:rPr>
           <w:rFonts w:hint="default"/>
-          <w:lang w:val="ru-RU"/>
-        </w:rPr>
-      </w:pPr>
-      <w:r>
-        <w:rPr>
-          <w:rFonts w:hint="default"/>
-          <w:lang w:val="ru-RU"/>
-        </w:rPr>
-        <w:t xml:space="preserve">  Настройка пропускной</w:t>
-      </w:r>
-    </w:p>
-    <w:p>
-      <w:pPr>
-        <w:pStyle w:val="6"/>
-        <w:rPr>
-          <w:rFonts w:hint="default"/>
-          <w:lang w:val="ru-RU"/>
-        </w:rPr>
-      </w:pPr>
-      <w:r>
-        <w:rPr>
-          <w:rFonts w:hint="default"/>
-          <w:lang w:val="ru-RU"/>
-        </w:rPr>
-        <w:t>способности глобальной сети с помощью Token</w:t>
-      </w:r>
-    </w:p>
-    <w:p>
-      <w:pPr>
-        <w:pStyle w:val="6"/>
-        <w:rPr>
-          <w:rFonts w:hint="default"/>
           <w:lang w:val="en-US"/>
         </w:rPr>
       </w:pPr>
+      <w:r>
+        <w:rPr>
+          <w:rFonts w:hint="default"/>
+          <w:lang w:val="ru-RU"/>
+        </w:rPr>
+        <w:t xml:space="preserve">  Настройка пропускной способности глобальной сети с помощью Token </w:t>
+      </w:r>
+      <w:bookmarkStart w:id="0" w:name="_GoBack"/>
+      <w:bookmarkEnd w:id="0"/>
       <w:r>
         <w:rPr>
           <w:rFonts w:hint="default"/>
@@ -541,8 +518,6 @@
         </w:rPr>
         <w:t>Мы ознакомились с принципами работы дисциплины очереди Token Bucket Filter.</w:t>
       </w:r>
-      <w:bookmarkStart w:id="0" w:name="_GoBack"/>
-      <w:bookmarkEnd w:id="0"/>
     </w:p>
     <w:sectPr>
       <w:pgSz w:w="11906" w:h="16838"/>
